--- a/assets/templates/installment_delivery_note_template.docx
+++ b/assets/templates/installment_delivery_note_template.docx
@@ -148,6 +148,15 @@
           <w:szCs w:val="32"/>
           <w:cs/>
         </w:rPr>
+        <w:t>{{if:vendor_not_bangkok}}</w:t>
+      </w:r>
+      <w:r>
+        <w:rPr>
+          <w:rFonts w:ascii="TH SarabunIT๙" w:hAnsi="TH SarabunIT๙" w:cs="TH SarabunIT๙"/>
+          <w:sz w:val="32"/>
+          <w:szCs w:val="32"/>
+          <w:cs/>
+        </w:rPr>
         <w:t>ตำบล</w:t>
       </w:r>
       <w:r>
@@ -157,6 +166,42 @@
           <w:szCs w:val="32"/>
           <w:cs/>
         </w:rPr>
+        <w:t>{{endif:vendor_not_bangkok}}</w:t>
+      </w:r>
+      <w:r>
+        <w:rPr>
+          <w:rFonts w:ascii="TH SarabunIT๙" w:hAnsi="TH SarabunIT๙" w:cs="TH SarabunIT๙"/>
+          <w:sz w:val="32"/>
+          <w:szCs w:val="32"/>
+          <w:cs/>
+        </w:rPr>
+        <w:t>{{if:vendor_is_bangkok}}</w:t>
+      </w:r>
+      <w:r>
+        <w:rPr>
+          <w:rFonts w:ascii="TH SarabunIT๙" w:hAnsi="TH SarabunIT๙" w:cs="TH SarabunIT๙"/>
+          <w:sz w:val="32"/>
+          <w:szCs w:val="32"/>
+          <w:cs/>
+        </w:rPr>
+        <w:t>แขวง</w:t>
+      </w:r>
+      <w:r>
+        <w:rPr>
+          <w:rFonts w:ascii="TH SarabunIT๙" w:hAnsi="TH SarabunIT๙" w:cs="TH SarabunIT๙"/>
+          <w:sz w:val="32"/>
+          <w:szCs w:val="32"/>
+          <w:cs/>
+        </w:rPr>
+        <w:t>{{endif:vendor_is_bangkok}}</w:t>
+      </w:r>
+      <w:r>
+        <w:rPr>
+          <w:rFonts w:ascii="TH SarabunIT๙" w:hAnsi="TH SarabunIT๙" w:cs="TH SarabunIT๙"/>
+          <w:sz w:val="32"/>
+          <w:szCs w:val="32"/>
+          <w:cs/>
+        </w:rPr>
         <w:t xml:space="preserve">{{vendor_subdistrict}}</w:t>
       </w:r>
       <w:r>
@@ -166,7 +211,52 @@
           <w:szCs w:val="32"/>
           <w:cs/>
         </w:rPr>
+        <w:t>{{if:vendor_not_bangkok}}</w:t>
+      </w:r>
+      <w:r>
+        <w:rPr>
+          <w:rFonts w:ascii="TH SarabunIT๙" w:hAnsi="TH SarabunIT๙" w:cs="TH SarabunIT๙"/>
+          <w:sz w:val="32"/>
+          <w:szCs w:val="32"/>
+          <w:cs/>
+        </w:rPr>
         <w:t>อำเภอ</w:t>
+      </w:r>
+      <w:r>
+        <w:rPr>
+          <w:rFonts w:ascii="TH SarabunIT๙" w:hAnsi="TH SarabunIT๙" w:cs="TH SarabunIT๙"/>
+          <w:sz w:val="32"/>
+          <w:szCs w:val="32"/>
+          <w:cs/>
+        </w:rPr>
+        <w:t>{{endif:vendor_not_bangkok}}</w:t>
+      </w:r>
+      <w:r>
+        <w:rPr>
+          <w:rFonts w:ascii="TH SarabunIT๙" w:hAnsi="TH SarabunIT๙" w:cs="TH SarabunIT๙"/>
+          <w:sz w:val="32"/>
+          <w:szCs w:val="32"/>
+          <w:cs/>
+        </w:rPr>
+        <w:t>{{if:vendor_is_bangkok}}</w:t>
+      </w:r>
+      <w:r>
+        <w:rPr>
+          <w:rFonts w:ascii="TH SarabunIT๙" w:hAnsi="TH SarabunIT๙" w:cs="TH SarabunIT๙"/>
+          <w:sz w:val="32"/>
+          <w:szCs w:val="32"/>
+          <w:cs/>
+        </w:rPr>
+        <w:t>เขต</w:t>
+      </w:r>
+      <w:r>
+        <w:rPr>
+          <w:rFonts w:ascii="TH SarabunIT๙" w:hAnsi="TH SarabunIT๙" w:cs="TH SarabunIT๙"/>
+          <w:sz w:val="32"/>
+          <w:szCs w:val="32"/>
+          <w:cs/>
+        </w:rPr>
+        <w:t>{{endif:vendor_is_bangkok}}</w:t>
       </w:r>
       <w:r>
         <w:rPr>

--- a/assets/templates/installment_delivery_note_template.docx
+++ b/assets/templates/installment_delivery_note_template.docx
@@ -4,19 +4,11 @@
   <w:body>
     <w:p>
       <w:pPr>
-        <w:keepNext/>
-        <w:spacing w:before="240" w:after="0" w:line="276" w:lineRule="auto"/>
-        <w:jc w:val="center"/>
-        <w:outlineLvl w:val="0"/>
+        <w:pStyle w:val="1"/>
         <w:rPr>
           <w:rFonts w:ascii="TH SarabunIT๙" w:hAnsi="TH SarabunIT๙" w:cs="TH SarabunIT๙"/>
           <w:b/>
           <w:bCs/>
-          <w:i/>
-          <w:iCs/>
-          <w:kern w:val="32"/>
-          <w:sz w:val="40"/>
-          <w:szCs w:val="40"/>
           <w:cs/>
         </w:rPr>
       </w:pPr>
@@ -25,9 +17,6 @@
           <w:rFonts w:ascii="TH SarabunIT๙" w:hAnsi="TH SarabunIT๙" w:cs="TH SarabunIT๙"/>
           <w:b/>
           <w:bCs/>
-          <w:kern w:val="32"/>
-          <w:sz w:val="40"/>
-          <w:szCs w:val="40"/>
           <w:cs/>
         </w:rPr>
         <w:t>ใบส่งมอบงาน</w:t>
@@ -35,1114 +24,606 @@
     </w:p>
     <w:p>
       <w:pPr>
-        <w:keepNext/>
-        <w:spacing w:before="240" w:after="0" w:line="276" w:lineRule="auto"/>
+        <w:rPr>
+          <w:rFonts w:ascii="TH SarabunIT๙" w:hAnsi="TH SarabunIT๙" w:cs="TH SarabunIT๙"/>
+          <w:sz w:val="32"/>
+          <w:szCs w:val="32"/>
+          <w:cs/>
+        </w:rPr>
+      </w:pPr>
+    </w:p>
+    <w:p>
+      <w:pPr>
+        <w:pStyle w:val="1"/>
+        <w:rPr>
+          <w:rFonts w:ascii="TH SarabunIT๙" w:hAnsi="TH SarabunIT๙" w:cs="TH SarabunIT๙"/>
+          <w:sz w:val="32"/>
+        </w:rPr>
+      </w:pPr>
+      <w:r>
+        <w:rPr>
+          <w:rFonts w:ascii="TH SarabunIT๙" w:hAnsi="TH SarabunIT๙" w:cs="TH SarabunIT๙"/>
+          <w:sz w:val="32"/>
+          <w:szCs w:val="32"/>
+          <w:cs/>
+        </w:rPr>
+        <w:t xml:space="preserve">                                                                       เขียนที่</w:t>
+      </w:r>
+      <w:r>
+        <w:rPr>
+          <w:rFonts w:ascii="TH SarabunIT๙" w:hAnsi="TH SarabunIT๙" w:cs="TH SarabunIT๙" w:hint="cs"/>
+          <w:sz w:val="32"/>
+          <w:szCs w:val="32"/>
+          <w:cs/>
+        </w:rPr>
+        <w:t xml:space="preserve">  </w:t>
+      </w:r>
+      <w:r>
+        <w:rPr>
+          <w:rFonts w:ascii="TH SarabunIT๙" w:hAnsi="TH SarabunIT๙" w:cs="TH SarabunIT๙"/>
+          <w:sz w:val="32"/>
+          <w:szCs w:val="32"/>
+          <w:cs/>
+        </w:rPr>
+        <w:t xml:space="preserve"> โรงเรียน</w:t>
+      </w:r>
+      <w:r>
+        <w:rPr>
+          <w:rFonts w:ascii="TH SarabunIT๙" w:hAnsi="TH SarabunIT๙" w:cs="TH SarabunIT๙"/>
+          <w:sz w:val="32"/>
+          <w:szCs w:val="32"/>
+        </w:rPr>
+        <w:t>{{school_name}}</w:t>
+      </w:r>
+    </w:p>
+    <w:p>
+      <w:pPr>
+        <w:pStyle w:val="21"/>
+        <w:spacing w:after="0" w:line="240" w:lineRule="auto"/>
         <w:jc w:val="center"/>
-        <w:outlineLvl w:val="0"/>
+        <w:rPr>
+          <w:rFonts w:ascii="TH SarabunIT๙" w:hAnsi="TH SarabunIT๙" w:cs="TH SarabunIT๙"/>
+          <w:sz w:val="20"/>
+          <w:szCs w:val="20"/>
+        </w:rPr>
+      </w:pPr>
+    </w:p>
+    <w:p>
+      <w:pPr>
+        <w:pStyle w:val="21"/>
+        <w:spacing w:after="0" w:line="240" w:lineRule="auto"/>
+        <w:jc w:val="center"/>
+        <w:rPr>
+          <w:rFonts w:ascii="TH SarabunIT๙" w:eastAsia="DengXian" w:hAnsi="TH SarabunIT๙" w:cs="TH SarabunIT๙"/>
+          <w:sz w:val="32"/>
+          <w:cs/>
+          <w:lang w:eastAsia="zh-CN"/>
+        </w:rPr>
+      </w:pPr>
+      <w:r>
+        <w:rPr>
+          <w:rFonts w:ascii="TH SarabunIT๙" w:hAnsi="TH SarabunIT๙" w:cs="TH SarabunIT๙"/>
+          <w:sz w:val="32"/>
+          <w:cs/>
+        </w:rPr>
+        <w:tab/>
+      </w:r>
+      <w:r>
+        <w:rPr>
+          <w:rFonts w:ascii="TH SarabunIT๙" w:hAnsi="TH SarabunIT๙" w:cs="TH SarabunIT๙"/>
+          <w:sz w:val="32"/>
+          <w:cs/>
+        </w:rPr>
+        <w:tab/>
+      </w:r>
+      <w:r>
+        <w:rPr>
+          <w:rFonts w:ascii="TH SarabunIT๙" w:hAnsi="TH SarabunIT๙" w:cs="TH SarabunIT๙"/>
+          <w:sz w:val="32"/>
+          <w:cs/>
+        </w:rPr>
+        <w:tab/>
+      </w:r>
+      <w:r>
+        <w:rPr>
+          <w:rFonts w:ascii="TH SarabunIT๙" w:hAnsi="TH SarabunIT๙" w:cs="TH SarabunIT๙"/>
+          <w:sz w:val="32"/>
+          <w:cs/>
+        </w:rPr>
+        <w:tab/>
+        <w:t xml:space="preserve">วันที่   </w:t>
+      </w:r>
+      <w:r>
+        <w:rPr>
+          <w:rFonts w:ascii="TH SarabunIT๙" w:hAnsi="TH SarabunIT๙" w:cs="TH SarabunIT๙"/>
+          <w:noProof/>
+          <w:sz w:val="32"/>
+        </w:rPr>
+        <w:t>{{date_shipping}}</w:t>
+      </w:r>
+    </w:p>
+    <w:p>
+      <w:pPr>
+        <w:pStyle w:val="a4"/>
+        <w:spacing w:before="240"/>
+        <w:rPr>
+          <w:rFonts w:ascii="TH SarabunIT๙" w:hAnsi="TH SarabunIT๙" w:cs="TH SarabunIT๙"/>
+        </w:rPr>
+      </w:pPr>
+      <w:r>
         <w:rPr>
           <w:rFonts w:ascii="TH SarabunIT๙" w:hAnsi="TH SarabunIT๙" w:cs="TH SarabunIT๙"/>
           <w:b/>
           <w:bCs/>
-          <w:i/>
-          <w:iCs/>
-          <w:kern w:val="32"/>
-          <w:sz w:val="32"/>
-          <w:szCs w:val="32"/>
-          <w:cs/>
-        </w:rPr>
-      </w:pPr>
+          <w:cs/>
+        </w:rPr>
+        <w:t>เรียน</w:t>
+      </w:r>
+      <w:r>
+        <w:rPr>
+          <w:rFonts w:ascii="TH SarabunIT๙" w:hAnsi="TH SarabunIT๙" w:cs="TH SarabunIT๙"/>
+          <w:cs/>
+        </w:rPr>
+        <w:t xml:space="preserve">    ส่งมอบงานจัด</w:t>
+      </w:r>
+      <w:r>
+        <w:rPr>
+          <w:rFonts w:ascii="TH SarabunIT๙" w:hAnsi="TH SarabunIT๙" w:cs="TH SarabunIT๙"/>
+          <w:noProof/>
+        </w:rPr>
+        <w:t>{{order_type}}</w:t>
+      </w:r>
+      <w:r>
+        <w:rPr>
+          <w:rFonts w:ascii="TH SarabunIT๙" w:hAnsi="TH SarabunIT๙" w:cs="TH SarabunIT๙"/>
+          <w:cs/>
+        </w:rPr>
+        <w:t>และแจ้งหนี้ขอเบิกเงิน</w:t>
+      </w:r>
     </w:p>
     <w:p>
       <w:pPr>
-        <w:keepNext/>
-        <w:spacing w:after="0" w:line="276" w:lineRule="auto"/>
-        <w:jc w:val="right"/>
-        <w:outlineLvl w:val="0"/>
-        <w:rPr>
-          <w:rFonts w:ascii="TH SarabunIT๙" w:hAnsi="TH SarabunIT๙" w:cs="TH SarabunIT๙"/>
-          <w:color w:val="FF0000"/>
-          <w:sz w:val="32"/>
-          <w:szCs w:val="32"/>
-        </w:rPr>
-      </w:pPr>
-      <w:r>
-        <w:rPr>
-          <w:rFonts w:ascii="TH SarabunIT๙" w:hAnsi="TH SarabunIT๙" w:cs="TH SarabunIT๙"/>
-          <w:kern w:val="32"/>
-          <w:sz w:val="32"/>
-          <w:szCs w:val="32"/>
-        </w:rPr>
-        <w:t xml:space="preserve">                                                           </w:t>
-      </w:r>
-      <w:r>
-        <w:rPr>
-          <w:rFonts w:ascii="TH SarabunIT๙" w:hAnsi="TH SarabunIT๙" w:cs="TH SarabunIT๙" w:hint="cs"/>
-          <w:kern w:val="32"/>
-          <w:sz w:val="32"/>
-          <w:szCs w:val="32"/>
-          <w:cs/>
-        </w:rPr>
-        <w:t xml:space="preserve">             </w:t>
-      </w:r>
-      <w:r>
-        <w:rPr>
-          <w:rFonts w:ascii="TH SarabunIT๙" w:hAnsi="TH SarabunIT๙" w:cs="TH SarabunIT๙"/>
-          <w:kern w:val="32"/>
-          <w:sz w:val="32"/>
-          <w:szCs w:val="32"/>
-          <w:cs/>
-        </w:rPr>
-        <w:t>เขียนที่</w:t>
-      </w:r>
-      <w:r>
-        <w:rPr>
-          <w:rFonts w:ascii="TH SarabunIT๙" w:hAnsi="TH SarabunIT๙" w:cs="TH SarabunIT๙"/>
-          <w:sz w:val="32"/>
-          <w:szCs w:val="32"/>
-        </w:rPr>
-        <w:t xml:space="preserve"> </w:t>
-      </w:r>
-      <w:r>
-        <w:rPr>
-          <w:rFonts w:ascii="TH SarabunIT๙" w:hAnsi="TH SarabunIT๙" w:cs="TH SarabunIT๙" w:hint="cs"/>
-          <w:sz w:val="32"/>
-          <w:szCs w:val="32"/>
-          <w:cs/>
-        </w:rPr>
-        <w:t>บ้านเลขที่</w:t>
-      </w:r>
-      <w:r>
-        <w:rPr>
-          <w:rFonts w:ascii="TH SarabunIT๙" w:hAnsi="TH SarabunIT๙" w:cs="TH SarabunIT๙"/>
-          <w:sz w:val="32"/>
-          <w:szCs w:val="32"/>
-        </w:rPr>
-        <w:t xml:space="preserve"> </w:t>
-      </w:r>
-      <w:r>
-        <w:rPr>
-          <w:rFonts w:ascii="TH SarabunIT๙" w:hAnsi="TH SarabunIT๙" w:cs="TH SarabunIT๙"/>
-          <w:sz w:val="32"/>
-          <w:szCs w:val="32"/>
-        </w:rPr>
-        <w:t xml:space="preserve">{{vendor_address_no}}</w:t>
+        <w:pStyle w:val="21"/>
+        <w:spacing w:before="240" w:after="0" w:line="240" w:lineRule="auto"/>
+        <w:rPr>
+          <w:rFonts w:ascii="TH SarabunIT๙" w:hAnsi="TH SarabunIT๙" w:cs="TH SarabunIT๙"/>
+          <w:sz w:val="32"/>
+        </w:rPr>
+      </w:pPr>
+      <w:r>
+        <w:rPr>
+          <w:rFonts w:ascii="TH SarabunIT๙" w:hAnsi="TH SarabunIT๙" w:cs="TH SarabunIT๙"/>
+          <w:b/>
+          <w:bCs/>
+          <w:sz w:val="32"/>
+          <w:cs/>
+        </w:rPr>
+        <w:t>เรียน</w:t>
+      </w:r>
+      <w:r>
+        <w:rPr>
+          <w:rFonts w:ascii="TH SarabunIT๙" w:hAnsi="TH SarabunIT๙" w:cs="TH SarabunIT๙"/>
+          <w:sz w:val="32"/>
+          <w:cs/>
+        </w:rPr>
+        <w:t xml:space="preserve">    ผู้อำนวยการโรงเรียน</w:t>
+      </w:r>
+      <w:r>
+        <w:rPr>
+          <w:rFonts w:ascii="TH SarabunIT๙" w:hAnsi="TH SarabunIT๙" w:cs="TH SarabunIT๙"/>
+          <w:sz w:val="32"/>
+        </w:rPr>
+        <w:t>{{school_name}}</w:t>
       </w:r>
     </w:p>
     <w:p>
       <w:pPr>
-        <w:keepNext/>
-        <w:spacing w:after="0" w:line="276" w:lineRule="auto"/>
-        <w:jc w:val="right"/>
-        <w:outlineLvl w:val="0"/>
-        <w:rPr>
-          <w:rFonts w:ascii="TH SarabunIT๙" w:hAnsi="TH SarabunIT๙" w:cs="TH SarabunIT๙"/>
-          <w:kern w:val="32"/>
-          <w:sz w:val="32"/>
-          <w:szCs w:val="32"/>
-        </w:rPr>
-      </w:pPr>
-      <w:r>
-        <w:rPr>
-          <w:rFonts w:ascii="TH SarabunIT๙" w:hAnsi="TH SarabunIT๙" w:cs="TH SarabunIT๙"/>
-          <w:sz w:val="32"/>
-          <w:szCs w:val="32"/>
-          <w:cs/>
-        </w:rPr>
-        <w:t>{{if:vendor_not_bangkok}}</w:t>
-      </w:r>
-      <w:r>
-        <w:rPr>
-          <w:rFonts w:ascii="TH SarabunIT๙" w:hAnsi="TH SarabunIT๙" w:cs="TH SarabunIT๙"/>
-          <w:sz w:val="32"/>
-          <w:szCs w:val="32"/>
-          <w:cs/>
-        </w:rPr>
-        <w:t>ตำบล</w:t>
-      </w:r>
-      <w:r>
-        <w:rPr>
-          <w:rFonts w:ascii="TH SarabunIT๙" w:hAnsi="TH SarabunIT๙" w:cs="TH SarabunIT๙"/>
-          <w:sz w:val="32"/>
-          <w:szCs w:val="32"/>
-          <w:cs/>
-        </w:rPr>
-        <w:t>{{endif:vendor_not_bangkok}}</w:t>
-      </w:r>
-      <w:r>
-        <w:rPr>
-          <w:rFonts w:ascii="TH SarabunIT๙" w:hAnsi="TH SarabunIT๙" w:cs="TH SarabunIT๙"/>
-          <w:sz w:val="32"/>
-          <w:szCs w:val="32"/>
-          <w:cs/>
-        </w:rPr>
-        <w:t>{{if:vendor_is_bangkok}}</w:t>
-      </w:r>
-      <w:r>
-        <w:rPr>
-          <w:rFonts w:ascii="TH SarabunIT๙" w:hAnsi="TH SarabunIT๙" w:cs="TH SarabunIT๙"/>
-          <w:sz w:val="32"/>
-          <w:szCs w:val="32"/>
-          <w:cs/>
-        </w:rPr>
-        <w:t>แขวง</w:t>
-      </w:r>
-      <w:r>
-        <w:rPr>
-          <w:rFonts w:ascii="TH SarabunIT๙" w:hAnsi="TH SarabunIT๙" w:cs="TH SarabunIT๙"/>
-          <w:sz w:val="32"/>
-          <w:szCs w:val="32"/>
-          <w:cs/>
-        </w:rPr>
-        <w:t>{{endif:vendor_is_bangkok}}</w:t>
-      </w:r>
-      <w:r>
-        <w:rPr>
-          <w:rFonts w:ascii="TH SarabunIT๙" w:hAnsi="TH SarabunIT๙" w:cs="TH SarabunIT๙"/>
-          <w:sz w:val="32"/>
-          <w:szCs w:val="32"/>
-          <w:cs/>
-        </w:rPr>
-        <w:t xml:space="preserve">{{vendor_subdistrict}}</w:t>
-      </w:r>
-      <w:r>
-        <w:rPr>
-          <w:rFonts w:ascii="TH SarabunIT๙" w:hAnsi="TH SarabunIT๙" w:cs="TH SarabunIT๙"/>
-          <w:sz w:val="32"/>
-          <w:szCs w:val="32"/>
-          <w:cs/>
-        </w:rPr>
-        <w:t>{{if:vendor_not_bangkok}}</w:t>
-      </w:r>
-      <w:r>
-        <w:rPr>
-          <w:rFonts w:ascii="TH SarabunIT๙" w:hAnsi="TH SarabunIT๙" w:cs="TH SarabunIT๙"/>
-          <w:sz w:val="32"/>
-          <w:szCs w:val="32"/>
-          <w:cs/>
-        </w:rPr>
-        <w:t>อำเภอ</w:t>
-      </w:r>
-      <w:r>
-        <w:rPr>
-          <w:rFonts w:ascii="TH SarabunIT๙" w:hAnsi="TH SarabunIT๙" w:cs="TH SarabunIT๙"/>
-          <w:sz w:val="32"/>
-          <w:szCs w:val="32"/>
-          <w:cs/>
-        </w:rPr>
-        <w:t>{{endif:vendor_not_bangkok}}</w:t>
-      </w:r>
-      <w:r>
-        <w:rPr>
-          <w:rFonts w:ascii="TH SarabunIT๙" w:hAnsi="TH SarabunIT๙" w:cs="TH SarabunIT๙"/>
-          <w:sz w:val="32"/>
-          <w:szCs w:val="32"/>
-          <w:cs/>
-        </w:rPr>
-        <w:t>{{if:vendor_is_bangkok}}</w:t>
-      </w:r>
-      <w:r>
-        <w:rPr>
-          <w:rFonts w:ascii="TH SarabunIT๙" w:hAnsi="TH SarabunIT๙" w:cs="TH SarabunIT๙"/>
-          <w:sz w:val="32"/>
-          <w:szCs w:val="32"/>
-          <w:cs/>
-        </w:rPr>
-        <w:t>เขต</w:t>
-      </w:r>
-      <w:r>
-        <w:rPr>
-          <w:rFonts w:ascii="TH SarabunIT๙" w:hAnsi="TH SarabunIT๙" w:cs="TH SarabunIT๙"/>
-          <w:sz w:val="32"/>
-          <w:szCs w:val="32"/>
-          <w:cs/>
-        </w:rPr>
-        <w:t>{{endif:vendor_is_bangkok}}</w:t>
-      </w:r>
-      <w:r>
-        <w:rPr>
-          <w:rFonts w:ascii="TH SarabunIT๙" w:hAnsi="TH SarabunIT๙" w:cs="TH SarabunIT๙" w:hint="cs"/>
-          <w:sz w:val="32"/>
-          <w:szCs w:val="32"/>
-          <w:cs/>
-        </w:rPr>
-        <w:t xml:space="preserve">{{vendor_district}}</w:t>
-      </w:r>
-      <w:r>
-        <w:rPr>
-          <w:rFonts w:ascii="TH SarabunIT๙" w:hAnsi="TH SarabunIT๙" w:cs="TH SarabunIT๙"/>
-          <w:sz w:val="32"/>
-          <w:szCs w:val="32"/>
-          <w:cs/>
-        </w:rPr>
-        <w:t>จังหวัด</w:t>
-      </w:r>
-      <w:r>
-        <w:rPr>
-          <w:rFonts w:ascii="TH SarabunIT๙" w:hAnsi="TH SarabunIT๙" w:cs="TH SarabunIT๙"/>
-          <w:sz w:val="32"/>
-          <w:szCs w:val="32"/>
-          <w:cs/>
-        </w:rPr>
-        <w:t xml:space="preserve">{{vendor_province}}</w:t>
+        <w:pStyle w:val="21"/>
+        <w:spacing w:before="240" w:after="0" w:line="240" w:lineRule="auto"/>
+        <w:jc w:val="thaiDistribute"/>
+        <w:rPr>
+          <w:rFonts w:ascii="TH SarabunIT๙" w:eastAsia="Times New Roman" w:hAnsi="TH SarabunIT๙" w:cs="TH SarabunIT๙"/>
+          <w:sz w:val="32"/>
+        </w:rPr>
+      </w:pPr>
+      <w:r>
+        <w:rPr>
+          <w:rFonts w:ascii="TH SarabunIT๙" w:hAnsi="TH SarabunIT๙" w:cs="TH SarabunIT๙"/>
+          <w:sz w:val="32"/>
+        </w:rPr>
+        <w:tab/>
+      </w:r>
+      <w:r>
+        <w:rPr>
+          <w:rFonts w:ascii="TH SarabunIT๙" w:hAnsi="TH SarabunIT๙" w:cs="TH SarabunIT๙"/>
+          <w:sz w:val="32"/>
+          <w:cs/>
+        </w:rPr>
+        <w:t>ตามที่  โรงเรียน</w:t>
+      </w:r>
+      <w:r>
+        <w:rPr>
+          <w:rFonts w:ascii="TH SarabunIT๙" w:hAnsi="TH SarabunIT๙" w:cs="TH SarabunIT๙"/>
+          <w:sz w:val="32"/>
+        </w:rPr>
+        <w:t>{{school_name}}</w:t>
+      </w:r>
+      <w:r>
+        <w:rPr>
+          <w:rFonts w:ascii="TH SarabunIT๙" w:hAnsi="TH SarabunIT๙" w:cs="TH SarabunIT๙"/>
+          <w:sz w:val="32"/>
+          <w:cs/>
+        </w:rPr>
+        <w:t xml:space="preserve"> ได้ตกลงให้ข้าพเจ้า </w:t>
+      </w:r>
+      <w:r>
+        <w:rPr>
+          <w:rFonts w:ascii="TH SarabunIT๙" w:hAnsi="TH SarabunIT๙" w:cs="TH SarabunIT๙"/>
+          <w:noProof/>
+          <w:sz w:val="32"/>
+        </w:rPr>
+        <w:t>{{vendor_owner}}</w:t>
+      </w:r>
+      <w:r>
+        <w:rPr>
+          <w:rFonts w:ascii="TH SarabunIT๙" w:eastAsia="Times New Roman" w:hAnsi="TH SarabunIT๙" w:cs="TH SarabunIT๙"/>
+          <w:sz w:val="32"/>
+          <w:cs/>
+        </w:rPr>
+        <w:t xml:space="preserve"> </w:t>
+      </w:r>
+      <w:r>
+        <w:rPr>
+          <w:rFonts w:ascii="TH SarabunIT๙" w:eastAsia="Times New Roman" w:hAnsi="TH SarabunIT๙" w:cs="TH SarabunIT๙"/>
+          <w:sz w:val="32"/>
+          <w:cs/>
+        </w:rPr>
+        <w:t xml:space="preserve">{{if:vendor_has_shop_name}}</w:t>
+      </w:r>
+      <w:r>
+        <w:rPr>
+          <w:rFonts w:ascii="TH SarabunIT๙" w:eastAsia="Times New Roman" w:hAnsi="TH SarabunIT๙" w:cs="TH SarabunIT๙"/>
+          <w:sz w:val="32"/>
+          <w:cs/>
+        </w:rPr>
+        <w:t xml:space="preserve">(</w:t>
+      </w:r>
+      <w:r>
+        <w:rPr>
+          <w:rFonts w:ascii="TH SarabunIT๙" w:eastAsia="Times New Roman" w:hAnsi="TH SarabunIT๙" w:cs="TH SarabunIT๙"/>
+          <w:noProof/>
+          <w:sz w:val="32"/>
+        </w:rPr>
+        <w:t>{{vendor_name}}</w:t>
+      </w:r>
+      <w:r>
+        <w:rPr>
+          <w:rFonts w:ascii="TH SarabunIT๙" w:eastAsia="Times New Roman" w:hAnsi="TH SarabunIT๙" w:cs="TH SarabunIT๙"/>
+          <w:sz w:val="32"/>
+          <w:cs/>
+        </w:rPr>
+        <w:t xml:space="preserve">)</w:t>
+      </w:r>
+      <w:r>
+        <w:rPr>
+          <w:rFonts w:ascii="TH SarabunIT๙" w:eastAsia="Times New Roman" w:hAnsi="TH SarabunIT๙" w:cs="TH SarabunIT๙"/>
+          <w:sz w:val="32"/>
+          <w:cs/>
+        </w:rPr>
+        <w:t xml:space="preserve">{{endif:vendor_has_shop_name}}</w:t>
+      </w:r>
+      <w:r>
+        <w:rPr>
+          <w:rFonts w:ascii="TH SarabunIT๙" w:eastAsia="Times New Roman" w:hAnsi="TH SarabunIT๙" w:cs="TH SarabunIT๙"/>
+          <w:sz w:val="32"/>
+          <w:cs/>
+        </w:rPr>
+        <w:t xml:space="preserve"> </w:t>
+      </w:r>
+      <w:r>
+        <w:rPr>
+          <w:rFonts w:ascii="TH SarabunIT๙" w:hAnsi="TH SarabunIT๙" w:cs="TH SarabunIT๙"/>
+          <w:sz w:val="32"/>
+          <w:cs/>
+        </w:rPr>
+        <w:t>ดำเนินการจัด</w:t>
+      </w:r>
+      <w:r>
+        <w:rPr>
+          <w:rFonts w:ascii="TH SarabunIT๙" w:eastAsia="Times New Roman" w:hAnsi="TH SarabunIT๙" w:cs="TH SarabunIT๙"/>
+          <w:noProof/>
+          <w:sz w:val="32"/>
+        </w:rPr>
+        <w:t>{{procurement_subject}}</w:t>
+      </w:r>
+      <w:r>
+        <w:rPr>
+          <w:rFonts w:ascii="TH SarabunIT๙" w:eastAsia="Times New Roman" w:hAnsi="TH SarabunIT๙" w:cs="TH SarabunIT๙"/>
+          <w:sz w:val="32"/>
+          <w:cs/>
+        </w:rPr>
+        <w:t xml:space="preserve"> </w:t>
+      </w:r>
+      <w:r>
+        <w:rPr>
+          <w:rFonts w:ascii="TH SarabunIT๙" w:hAnsi="TH SarabunIT๙" w:cs="TH SarabunIT๙"/>
+          <w:sz w:val="32"/>
+          <w:cs/>
+        </w:rPr>
+        <w:t>ตามใบสั่ง</w:t>
+      </w:r>
+      <w:r>
+        <w:rPr>
+          <w:rFonts w:ascii="TH SarabunIT๙" w:hAnsi="TH SarabunIT๙" w:cs="TH SarabunIT๙"/>
+          <w:noProof/>
+          <w:sz w:val="32"/>
+        </w:rPr>
+        <w:t>{{order_type}}</w:t>
+      </w:r>
+      <w:r>
+        <w:rPr>
+          <w:rFonts w:ascii="TH SarabunIT๙" w:hAnsi="TH SarabunIT๙" w:cs="TH SarabunIT๙"/>
+          <w:sz w:val="32"/>
+          <w:cs/>
+        </w:rPr>
+        <w:t xml:space="preserve"> เลขที่ </w:t>
+      </w:r>
+      <w:r>
+        <w:rPr>
+          <w:rFonts w:ascii="TH SarabunIT๙" w:hAnsi="TH SarabunIT๙" w:cs="TH SarabunIT๙"/>
+          <w:noProof/>
+          <w:sz w:val="32"/>
+        </w:rPr>
+        <w:t xml:space="preserve"> {{procurement_number}}</w:t>
+      </w:r>
+      <w:r>
+        <w:rPr>
+          <w:rFonts w:ascii="TH SarabunIT๙" w:hAnsi="TH SarabunIT๙" w:cs="TH SarabunIT๙"/>
+          <w:sz w:val="32"/>
+          <w:cs/>
+        </w:rPr>
+        <w:t xml:space="preserve"> วันที่ </w:t>
+      </w:r>
+      <w:r>
+        <w:rPr>
+          <w:rFonts w:ascii="TH SarabunIT๙" w:hAnsi="TH SarabunIT๙" w:cs="TH SarabunIT๙"/>
+          <w:noProof/>
+          <w:sz w:val="32"/>
+        </w:rPr>
+        <w:t>{{date_contract_signed}}</w:t>
       </w:r>
     </w:p>
     <w:p>
       <w:pPr>
-        <w:tabs>
-          <w:tab w:val="left" w:pos="4536"/>
-        </w:tabs>
-        <w:spacing w:before="240" w:after="0" w:line="276" w:lineRule="auto"/>
-        <w:rPr>
-          <w:rFonts w:ascii="TH SarabunIT๙" w:hAnsi="TH SarabunIT๙" w:cs="TH SarabunIT๙"/>
-          <w:sz w:val="32"/>
-          <w:szCs w:val="32"/>
-        </w:rPr>
-      </w:pPr>
-      <w:r>
-        <w:rPr>
-          <w:rFonts w:ascii="TH SarabunIT๙" w:hAnsi="TH SarabunIT๙" w:cs="TH SarabunIT๙"/>
-          <w:sz w:val="32"/>
-          <w:szCs w:val="32"/>
-          <w:cs/>
-        </w:rPr>
-        <w:tab/>
-      </w:r>
-      <w:r>
-        <w:rPr>
-          <w:rFonts w:ascii="TH SarabunIT๙" w:hAnsi="TH SarabunIT๙" w:cs="TH SarabunIT๙"/>
-          <w:sz w:val="32"/>
-          <w:szCs w:val="32"/>
-          <w:cs/>
-        </w:rPr>
-        <w:t xml:space="preserve">วันที่ </w:t>
-      </w:r>
-      <w:r>
-        <w:rPr>
-          <w:rFonts w:ascii="TH SarabunIT๙" w:hAnsi="TH SarabunIT๙" w:cs="TH SarabunIT๙"/>
-          <w:sz w:val="32"/>
-          <w:szCs w:val="32"/>
-        </w:rPr>
-        <w:t xml:space="preserve">{{date_shipping_day}}</w:t>
-      </w:r>
-      <w:r>
-        <w:rPr>
-          <w:rFonts w:ascii="TH SarabunIT๙" w:hAnsi="TH SarabunIT๙" w:cs="TH SarabunIT๙"/>
-          <w:sz w:val="32"/>
-          <w:szCs w:val="32"/>
-          <w:cs/>
-        </w:rPr>
-        <w:t xml:space="preserve"> เดือน  </w:t>
-      </w:r>
-      <w:r>
-        <w:rPr>
-          <w:rFonts w:ascii="TH SarabunIT๙" w:hAnsi="TH SarabunIT๙" w:cs="TH SarabunIT๙" w:hint="cs"/>
-          <w:sz w:val="32"/>
-          <w:szCs w:val="32"/>
-          <w:cs/>
-        </w:rPr>
-        <w:t xml:space="preserve">{{date_shipping_month}}</w:t>
-      </w:r>
-      <w:r>
-        <w:rPr>
-          <w:rFonts w:ascii="TH SarabunIT๙" w:hAnsi="TH SarabunIT๙" w:cs="TH SarabunIT๙"/>
-          <w:sz w:val="32"/>
-          <w:szCs w:val="32"/>
-          <w:cs/>
-        </w:rPr>
-        <w:t xml:space="preserve">  พ</w:t>
-      </w:r>
-      <w:r>
-        <w:rPr>
-          <w:rFonts w:ascii="TH SarabunIT๙" w:hAnsi="TH SarabunIT๙" w:cs="TH SarabunIT๙"/>
-          <w:sz w:val="32"/>
-          <w:szCs w:val="32"/>
-        </w:rPr>
-        <w:t>.</w:t>
-      </w:r>
-      <w:r>
-        <w:rPr>
-          <w:rFonts w:ascii="TH SarabunIT๙" w:hAnsi="TH SarabunIT๙" w:cs="TH SarabunIT๙"/>
-          <w:sz w:val="32"/>
-          <w:szCs w:val="32"/>
-          <w:cs/>
-        </w:rPr>
-        <w:t>ศ</w:t>
-      </w:r>
-      <w:r>
-        <w:rPr>
-          <w:rFonts w:ascii="TH SarabunIT๙" w:hAnsi="TH SarabunIT๙" w:cs="TH SarabunIT๙"/>
-          <w:sz w:val="32"/>
-          <w:szCs w:val="32"/>
-        </w:rPr>
-        <w:t xml:space="preserve">. </w:t>
-      </w:r>
-      <w:r>
-        <w:rPr>
-          <w:rFonts w:ascii="TH SarabunIT๙" w:hAnsi="TH SarabunIT๙" w:cs="TH SarabunIT๙"/>
-          <w:sz w:val="32"/>
-          <w:szCs w:val="32"/>
-        </w:rPr>
-        <w:t xml:space="preserve">{{date_shipping_year}}</w:t>
-      </w:r>
+        <w:pStyle w:val="21"/>
+        <w:spacing w:after="0" w:line="240" w:lineRule="auto"/>
+        <w:rPr>
+          <w:rFonts w:ascii="TH SarabunIT๙" w:hAnsi="TH SarabunIT๙" w:cs="TH SarabunIT๙"/>
+          <w:sz w:val="32"/>
+        </w:rPr>
+      </w:pPr>
     </w:p>
     <w:p>
       <w:pPr>
-        <w:spacing w:after="0" w:line="276" w:lineRule="auto"/>
-        <w:jc w:val="right"/>
-        <w:rPr>
-          <w:rFonts w:ascii="TH SarabunIT๙" w:hAnsi="TH SarabunIT๙" w:cs="TH SarabunIT๙"/>
-          <w:sz w:val="21"/>
-          <w:szCs w:val="21"/>
-        </w:rPr>
-      </w:pPr>
+        <w:pStyle w:val="21"/>
+        <w:spacing w:after="0" w:line="240" w:lineRule="auto"/>
+        <w:jc w:val="thaiDistribute"/>
+        <w:rPr>
+          <w:rFonts w:ascii="TH SarabunIT๙" w:hAnsi="TH SarabunIT๙" w:cs="TH SarabunIT๙"/>
+          <w:sz w:val="32"/>
+        </w:rPr>
+      </w:pPr>
+      <w:r>
+        <w:rPr>
+          <w:rFonts w:ascii="TH SarabunIT๙" w:hAnsi="TH SarabunIT๙" w:cs="TH SarabunIT๙"/>
+          <w:sz w:val="32"/>
+        </w:rPr>
+        <w:tab/>
+      </w:r>
+      <w:r>
+        <w:rPr>
+          <w:rFonts w:ascii="TH SarabunIT๙" w:hAnsi="TH SarabunIT๙" w:cs="TH SarabunIT๙"/>
+          <w:sz w:val="32"/>
+          <w:cs/>
+        </w:rPr>
+        <w:t xml:space="preserve">บัดนี้  ข้าพเจ้า ได้ปฏิบัติงานดังกล่าวเสร็จเรียบร้อยแล้ว จึงขอส่งมอบงานเพื่อตรวจรับและขอเบิกจ่ายเงิน </w:t>
+      </w:r>
+      <w:r>
+        <w:rPr>
+          <w:rFonts w:ascii="TH SarabunIT๙" w:eastAsia="Times New Roman" w:hAnsi="TH SarabunIT๙" w:cs="TH SarabunIT๙"/>
+          <w:noProof/>
+          <w:sz w:val="32"/>
+        </w:rPr>
+        <w:t>{{current_order_price}}</w:t>
+      </w:r>
+      <w:r>
+        <w:rPr>
+          <w:rFonts w:ascii="TH SarabunIT๙" w:eastAsia="Times New Roman" w:hAnsi="TH SarabunIT๙" w:cs="TH SarabunIT๙"/>
+          <w:sz w:val="32"/>
+          <w:cs/>
+        </w:rPr>
+        <w:t xml:space="preserve"> บาท</w:t>
+      </w:r>
+      <w:r>
+        <w:rPr>
+          <w:rFonts w:ascii="TH SarabunIT๙" w:eastAsia="Times New Roman" w:hAnsi="TH SarabunIT๙" w:cs="TH SarabunIT๙"/>
+          <w:sz w:val="32"/>
+        </w:rPr>
+        <w:t> </w:t>
+      </w:r>
+      <w:r>
+        <w:rPr>
+          <w:rFonts w:ascii="TH SarabunIT๙" w:eastAsia="Times New Roman" w:hAnsi="TH SarabunIT๙" w:cs="TH SarabunIT๙"/>
+          <w:sz w:val="32"/>
+          <w:cs/>
+        </w:rPr>
+        <w:t>(</w:t>
+      </w:r>
+      <w:r>
+        <w:rPr>
+          <w:rFonts w:ascii="TH SarabunIT๙" w:eastAsia="Times New Roman" w:hAnsi="TH SarabunIT๙" w:cs="TH SarabunIT๙"/>
+          <w:noProof/>
+          <w:sz w:val="32"/>
+        </w:rPr>
+        <w:t>{{total_price_th}}</w:t>
+      </w:r>
+      <w:r>
+        <w:rPr>
+          <w:rFonts w:ascii="TH SarabunIT๙" w:eastAsia="Times New Roman" w:hAnsi="TH SarabunIT๙" w:cs="TH SarabunIT๙"/>
+          <w:sz w:val="32"/>
+          <w:cs/>
+        </w:rPr>
+        <w:t>)</w:t>
+      </w:r>
     </w:p>
     <w:p>
       <w:pPr>
-        <w:spacing w:before="240" w:after="0" w:line="276" w:lineRule="auto"/>
-        <w:ind w:left="851" w:hanging="851"/>
-        <w:jc w:val="thaiDistribute"/>
-        <w:rPr>
-          <w:rFonts w:ascii="TH SarabunIT๙" w:hAnsi="TH SarabunIT๙" w:cs="TH SarabunIT๙"/>
-          <w:color w:val="FF0000"/>
-          <w:sz w:val="32"/>
-          <w:szCs w:val="32"/>
-          <w:cs/>
-        </w:rPr>
-      </w:pPr>
-      <w:r>
+        <w:pStyle w:val="21"/>
+        <w:spacing w:line="240" w:lineRule="auto"/>
+        <w:rPr>
+          <w:rFonts w:ascii="TH SarabunIT๙" w:hAnsi="TH SarabunIT๙" w:cs="TH SarabunIT๙"/>
+          <w:sz w:val="32"/>
+        </w:rPr>
+      </w:pPr>
+    </w:p>
+    <w:p>
+      <w:pPr>
+        <w:pStyle w:val="21"/>
+        <w:spacing w:line="240" w:lineRule="auto"/>
+        <w:rPr>
+          <w:rFonts w:ascii="TH SarabunIT๙" w:hAnsi="TH SarabunIT๙" w:cs="TH SarabunIT๙"/>
+          <w:sz w:val="32"/>
+        </w:rPr>
+      </w:pPr>
+      <w:r>
+        <w:rPr>
+          <w:rFonts w:ascii="TH SarabunIT๙" w:hAnsi="TH SarabunIT๙" w:cs="TH SarabunIT๙"/>
+          <w:sz w:val="32"/>
+          <w:cs/>
+        </w:rPr>
+        <w:t xml:space="preserve">                                                                        ขอแสดงความนับถือ</w:t>
+      </w:r>
+    </w:p>
+    <w:p>
+      <w:pPr>
+        <w:pStyle w:val="21"/>
+        <w:spacing w:line="240" w:lineRule="auto"/>
+        <w:rPr>
+          <w:rFonts w:ascii="TH SarabunIT๙" w:hAnsi="TH SarabunIT๙" w:cs="TH SarabunIT๙"/>
+          <w:sz w:val="32"/>
+        </w:rPr>
+      </w:pPr>
+    </w:p>
+    <w:p>
+      <w:pPr>
+        <w:pStyle w:val="21"/>
+        <w:tabs>
+          <w:tab w:val="left" w:pos="4395"/>
+        </w:tabs>
+        <w:spacing w:after="0" w:line="240" w:lineRule="auto"/>
+        <w:rPr>
+          <w:rFonts w:ascii="TH SarabunIT๙" w:hAnsi="TH SarabunIT๙" w:cs="TH SarabunIT๙"/>
+          <w:sz w:val="32"/>
+        </w:rPr>
+      </w:pPr>
+      <w:r>
+        <w:rPr>
+          <w:rFonts w:ascii="TH SarabunIT๙" w:hAnsi="TH SarabunIT๙" w:cs="TH SarabunIT๙"/>
+          <w:sz w:val="32"/>
+          <w:cs/>
+        </w:rPr>
+        <w:tab/>
+        <w:t>ลงชื่อ........................................ผู้ส่งมอบงาน</w:t>
+      </w:r>
+    </w:p>
+    <w:p>
+      <w:pPr>
+        <w:pStyle w:val="21"/>
+        <w:tabs>
+          <w:tab w:val="left" w:pos="5103"/>
+        </w:tabs>
+        <w:spacing w:after="0" w:line="240" w:lineRule="auto"/>
+        <w:rPr>
+          <w:rFonts w:ascii="TH SarabunIT๙" w:hAnsi="TH SarabunIT๙" w:cs="TH SarabunIT๙"/>
+          <w:sz w:val="32"/>
+        </w:rPr>
+      </w:pPr>
+      <w:r>
+        <w:rPr>
+          <w:rFonts w:ascii="TH SarabunIT๙" w:hAnsi="TH SarabunIT๙" w:cs="TH SarabunIT๙"/>
+          <w:sz w:val="32"/>
+          <w:cs/>
+        </w:rPr>
+        <w:tab/>
+        <w:t>(</w:t>
+      </w:r>
+      <w:r>
+        <w:rPr>
+          <w:rFonts w:ascii="TH SarabunIT๙" w:hAnsi="TH SarabunIT๙" w:cs="TH SarabunIT๙"/>
+          <w:sz w:val="32"/>
+        </w:rPr>
+        <w:t>{{vendor_owner}})</w:t>
+      </w:r>
+    </w:p>
+    <w:p>
+      <w:pPr>
+        <w:pStyle w:val="3"/>
         <w:rPr>
           <w:rFonts w:ascii="TH SarabunIT๙" w:hAnsi="TH SarabunIT๙" w:cs="TH SarabunIT๙"/>
           <w:b/>
           <w:bCs/>
-          <w:sz w:val="32"/>
-          <w:szCs w:val="32"/>
-          <w:cs/>
-        </w:rPr>
-        <w:t>เรื่อง</w:t>
-      </w:r>
-      <w:r>
-        <w:rPr>
-          <w:rFonts w:ascii="TH SarabunIT๙" w:hAnsi="TH SarabunIT๙" w:cs="TH SarabunIT๙"/>
-          <w:sz w:val="32"/>
-          <w:szCs w:val="32"/>
-          <w:cs/>
-        </w:rPr>
-        <w:t xml:space="preserve">    ส่งมอบงาน</w:t>
-      </w:r>
-      <w:r>
-        <w:rPr>
-          <w:rFonts w:ascii="TH SarabunIT๙" w:hAnsi="TH SarabunIT๙" w:cs="TH SarabunIT๙"/>
-          <w:sz w:val="32"/>
-          <w:szCs w:val="32"/>
-          <w:cs/>
-        </w:rPr>
-        <w:t xml:space="preserve">{{procurement_subject}} </w:t>
-      </w:r>
-      <w:r>
-        <w:rPr>
-          <w:rFonts w:ascii="TH SarabunIT๙" w:hAnsi="TH SarabunIT๙" w:cs="TH SarabunIT๙" w:hint="cs"/>
-          <w:sz w:val="32"/>
-          <w:szCs w:val="32"/>
-          <w:cs/>
-        </w:rPr>
-        <w:t xml:space="preserve">งวดที่ </w:t>
-      </w:r>
-      <w:r>
-        <w:rPr>
-          <w:rFonts w:ascii="TH SarabunIT๙" w:hAnsi="TH SarabunIT๙" w:cs="TH SarabunIT๙" w:hint="cs"/>
-          <w:sz w:val="32"/>
-          <w:szCs w:val="32"/>
-          <w:cs/>
-        </w:rPr>
-        <w:t xml:space="preserve">{{period_no}}</w:t>
-      </w:r>
+        </w:rPr>
+      </w:pPr>
     </w:p>
     <w:p>
       <w:pPr>
-        <w:spacing w:before="240" w:after="0" w:line="276" w:lineRule="auto"/>
-        <w:rPr>
-          <w:rFonts w:ascii="TH SarabunIT๙" w:hAnsi="TH SarabunIT๙" w:cs="TH SarabunIT๙"/>
-          <w:color w:val="FF0000"/>
+        <w:rPr>
+          <w:rFonts w:ascii="TH SarabunIT๙" w:hAnsi="TH SarabunIT๙" w:cs="TH SarabunIT๙"/>
           <w:sz w:val="32"/>
           <w:szCs w:val="32"/>
-          <w:cs/>
-        </w:rPr>
-      </w:pPr>
-      <w:r>
-        <w:rPr>
-          <w:rFonts w:ascii="TH SarabunIT๙" w:hAnsi="TH SarabunIT๙" w:cs="TH SarabunIT๙"/>
-          <w:b/>
-          <w:bCs/>
+        </w:rPr>
+      </w:pPr>
+      <w:r>
+        <w:rPr>
+          <w:rFonts w:ascii="TH SarabunIT๙" w:hAnsi="TH SarabunIT๙" w:cs="TH SarabunIT๙"/>
           <w:sz w:val="32"/>
           <w:szCs w:val="32"/>
           <w:cs/>
         </w:rPr>
-        <w:t>เรียน</w:t>
-      </w:r>
-      <w:r>
-        <w:rPr>
-          <w:rFonts w:ascii="TH SarabunIT๙" w:hAnsi="TH SarabunIT๙" w:cs="TH SarabunIT๙"/>
-          <w:sz w:val="32"/>
-          <w:szCs w:val="32"/>
-          <w:cs/>
-        </w:rPr>
-        <w:t xml:space="preserve">     ผู้อำนวยการโรงเรียน</w:t>
-      </w:r>
-      <w:r>
-        <w:rPr>
-          <w:rFonts w:ascii="TH SarabunIT๙" w:hAnsi="TH SarabunIT๙" w:cs="TH SarabunIT๙" w:hint="cs"/>
-          <w:sz w:val="32"/>
-          <w:szCs w:val="32"/>
-          <w:cs/>
-        </w:rPr>
-        <w:t xml:space="preserve">{{school_name}}</w:t>
+        <w:t xml:space="preserve">  </w:t>
       </w:r>
     </w:p>
     <w:p>
       <w:pPr>
-        <w:tabs>
-          <w:tab w:val="left" w:pos="709"/>
-        </w:tabs>
-        <w:spacing w:before="240" w:after="0" w:line="276" w:lineRule="auto"/>
-        <w:jc w:val="both"/>
+        <w:shd w:val="clear" w:color="auto" w:fill="FFFFFF" w:themeFill="background1"/>
         <w:rPr>
           <w:rFonts w:ascii="TH SarabunIT๙" w:hAnsi="TH SarabunIT๙" w:cs="TH SarabunIT๙"/>
           <w:sz w:val="32"/>
           <w:szCs w:val="32"/>
         </w:rPr>
       </w:pPr>
-      <w:r>
-        <w:rPr>
-          <w:rFonts w:ascii="TH SarabunIT๙" w:hAnsi="TH SarabunIT๙" w:cs="TH SarabunIT๙"/>
-          <w:sz w:val="32"/>
-          <w:szCs w:val="32"/>
-        </w:rPr>
-        <w:tab/>
-      </w:r>
-      <w:r>
-        <w:rPr>
-          <w:rFonts w:ascii="TH SarabunIT๙" w:hAnsi="TH SarabunIT๙" w:cs="TH SarabunIT๙"/>
-          <w:sz w:val="32"/>
-          <w:szCs w:val="32"/>
-          <w:cs/>
-        </w:rPr>
-        <w:t>ตามที่ โรงเรียน</w:t>
-      </w:r>
-      <w:r>
-        <w:rPr>
-          <w:rFonts w:ascii="TH SarabunIT๙" w:hAnsi="TH SarabunIT๙" w:cs="TH SarabunIT๙" w:hint="cs"/>
-          <w:sz w:val="32"/>
-          <w:szCs w:val="32"/>
-          <w:cs/>
-        </w:rPr>
-        <w:t xml:space="preserve">{{school_name}} </w:t>
-      </w:r>
-      <w:r>
-        <w:rPr>
-          <w:rFonts w:ascii="TH SarabunIT๙" w:hAnsi="TH SarabunIT๙" w:cs="TH SarabunIT๙"/>
-          <w:sz w:val="32"/>
-          <w:szCs w:val="32"/>
-          <w:cs/>
-        </w:rPr>
-        <w:t xml:space="preserve">ได้ตกลงให้ข้าพเจ้า </w:t>
-      </w:r>
-      <w:r>
-        <w:rPr>
-          <w:rFonts w:ascii="TH SarabunIT๙" w:hAnsi="TH SarabunIT๙" w:cs="TH SarabunIT๙"/>
-          <w:sz w:val="32"/>
-          <w:szCs w:val="32"/>
-          <w:cs/>
-        </w:rPr>
-        <w:t xml:space="preserve">{{vendor_owner}} {{procurement_subject}}</w:t>
-      </w:r>
-      <w:r>
-        <w:rPr>
-          <w:rFonts w:ascii="TH SarabunIT๙" w:hAnsi="TH SarabunIT๙" w:cs="TH SarabunIT๙"/>
-          <w:sz w:val="32"/>
-          <w:szCs w:val="32"/>
-          <w:cs/>
-        </w:rPr>
-        <w:t xml:space="preserve"> </w:t>
-      </w:r>
-      <w:r>
-        <w:rPr>
-          <w:rFonts w:ascii="TH SarabunIT๙" w:hAnsi="TH SarabunIT๙" w:cs="TH SarabunIT๙" w:hint="cs"/>
-          <w:sz w:val="32"/>
-          <w:szCs w:val="32"/>
-          <w:cs/>
-        </w:rPr>
-        <w:t xml:space="preserve"> </w:t>
-      </w:r>
-      <w:r>
-        <w:rPr>
-          <w:rFonts w:ascii="TH SarabunIT๙" w:hAnsi="TH SarabunIT๙" w:cs="TH SarabunIT๙"/>
-          <w:sz w:val="32"/>
-          <w:szCs w:val="32"/>
-          <w:cs/>
-        </w:rPr>
-        <w:t>ตามใบสั่ง</w:t>
-      </w:r>
-      <w:r>
-        <w:rPr>
-          <w:rFonts w:ascii="TH SarabunIT๙" w:hAnsi="TH SarabunIT๙" w:cs="TH SarabunIT๙"/>
-          <w:sz w:val="32"/>
-          <w:szCs w:val="32"/>
-          <w:cs/>
-        </w:rPr>
-        <w:t xml:space="preserve">{{order_type}}</w:t>
-      </w:r>
-      <w:r>
-        <w:rPr>
-          <w:rFonts w:ascii="TH SarabunIT๙" w:hAnsi="TH SarabunIT๙" w:cs="TH SarabunIT๙"/>
-          <w:sz w:val="32"/>
-          <w:szCs w:val="32"/>
-          <w:cs/>
-        </w:rPr>
-        <w:t xml:space="preserve"> เลขที่ </w:t>
-      </w:r>
-      <w:r>
-        <w:rPr>
-          <w:rFonts w:ascii="TH SarabunIT๙" w:hAnsi="TH SarabunIT๙" w:cs="TH SarabunIT๙" w:hint="cs"/>
-          <w:sz w:val="32"/>
-          <w:szCs w:val="32"/>
-          <w:cs/>
-        </w:rPr>
-        <w:t xml:space="preserve">{{procurement_number}}   </w:t>
-      </w:r>
-      <w:r>
-        <w:rPr>
-          <w:rFonts w:ascii="TH SarabunIT๙" w:hAnsi="TH SarabunIT๙" w:cs="TH SarabunIT๙"/>
-          <w:sz w:val="32"/>
-          <w:szCs w:val="32"/>
-          <w:cs/>
-        </w:rPr>
-        <w:t xml:space="preserve">ลงวันที่ </w:t>
-      </w:r>
-      <w:r>
-        <w:rPr>
-          <w:rFonts w:ascii="TH SarabunIT๙" w:hAnsi="TH SarabunIT๙" w:cs="TH SarabunIT๙"/>
-          <w:sz w:val="32"/>
-          <w:szCs w:val="32"/>
-        </w:rPr>
-        <w:t xml:space="preserve">{{date_contract_signed_day}}</w:t>
-      </w:r>
-      <w:r>
-        <w:rPr>
-          <w:rFonts w:ascii="TH SarabunIT๙" w:hAnsi="TH SarabunIT๙" w:cs="TH SarabunIT๙" w:hint="cs"/>
-          <w:sz w:val="32"/>
-          <w:szCs w:val="32"/>
-          <w:cs/>
-        </w:rPr>
-        <w:t xml:space="preserve"> </w:t>
-      </w:r>
-      <w:r>
-        <w:rPr>
-          <w:rFonts w:ascii="TH SarabunIT๙" w:hAnsi="TH SarabunIT๙" w:cs="TH SarabunIT๙"/>
-          <w:sz w:val="32"/>
-          <w:szCs w:val="32"/>
-          <w:cs/>
-        </w:rPr>
-        <w:t>เดือน</w:t>
-      </w:r>
-      <w:r>
-        <w:rPr>
-          <w:rFonts w:ascii="TH SarabunIT๙" w:hAnsi="TH SarabunIT๙" w:cs="TH SarabunIT๙" w:hint="cs"/>
-          <w:sz w:val="32"/>
-          <w:szCs w:val="32"/>
-          <w:cs/>
-        </w:rPr>
-        <w:t xml:space="preserve"> </w:t>
-      </w:r>
-      <w:r>
-        <w:rPr>
-          <w:rFonts w:ascii="TH SarabunIT๙" w:hAnsi="TH SarabunIT๙" w:cs="TH SarabunIT๙" w:hint="cs"/>
-          <w:sz w:val="32"/>
-          <w:szCs w:val="32"/>
-          <w:cs/>
-        </w:rPr>
-        <w:t xml:space="preserve">{{date_contract_signed_month}}</w:t>
-      </w:r>
-      <w:r>
-        <w:rPr>
-          <w:rFonts w:ascii="TH SarabunIT๙" w:hAnsi="TH SarabunIT๙" w:cs="TH SarabunIT๙" w:hint="cs"/>
-          <w:sz w:val="32"/>
-          <w:szCs w:val="32"/>
-          <w:cs/>
-        </w:rPr>
-        <w:t xml:space="preserve"> </w:t>
-      </w:r>
-      <w:r>
-        <w:rPr>
-          <w:rFonts w:ascii="TH SarabunIT๙" w:hAnsi="TH SarabunIT๙" w:cs="TH SarabunIT๙"/>
-          <w:sz w:val="32"/>
-          <w:szCs w:val="32"/>
-          <w:cs/>
-        </w:rPr>
-        <w:t>พ.ศ.</w:t>
-      </w:r>
-      <w:r>
-        <w:rPr>
-          <w:rFonts w:ascii="TH SarabunIT๙" w:hAnsi="TH SarabunIT๙" w:cs="TH SarabunIT๙" w:hint="cs"/>
-          <w:sz w:val="32"/>
-          <w:szCs w:val="32"/>
-          <w:cs/>
-        </w:rPr>
-        <w:t xml:space="preserve"> </w:t>
-      </w:r>
-      <w:r>
-        <w:rPr>
-          <w:rFonts w:ascii="TH SarabunIT๙" w:hAnsi="TH SarabunIT๙" w:cs="TH SarabunIT๙" w:hint="cs"/>
-          <w:sz w:val="32"/>
-          <w:szCs w:val="32"/>
-          <w:cs/>
-        </w:rPr>
-        <w:t xml:space="preserve">{{date_contract_signed_year}} </w:t>
-      </w:r>
-      <w:r>
-        <w:rPr>
-          <w:rFonts w:ascii="TH SarabunIT๙" w:hAnsi="TH SarabunIT๙" w:cs="TH SarabunIT๙"/>
-          <w:sz w:val="32"/>
-          <w:szCs w:val="32"/>
-          <w:cs/>
-        </w:rPr>
-        <w:t xml:space="preserve"> </w:t>
-      </w:r>
     </w:p>
     <w:p>
       <w:pPr>
-        <w:tabs>
-          <w:tab w:val="left" w:pos="709"/>
-        </w:tabs>
-        <w:spacing w:before="240" w:after="0" w:line="276" w:lineRule="auto"/>
-        <w:jc w:val="thaiDistribute"/>
         <w:rPr>
           <w:rFonts w:ascii="TH SarabunIT๙" w:hAnsi="TH SarabunIT๙" w:cs="TH SarabunIT๙"/>
           <w:sz w:val="32"/>
           <w:szCs w:val="32"/>
-          <w:cs/>
-        </w:rPr>
-      </w:pPr>
-      <w:r>
-        <w:rPr>
-          <w:rFonts w:ascii="TH SarabunIT๙" w:hAnsi="TH SarabunIT๙" w:cs="TH SarabunIT๙"/>
-          <w:sz w:val="32"/>
-          <w:szCs w:val="32"/>
-        </w:rPr>
-        <w:tab/>
-      </w:r>
-      <w:r>
-        <w:rPr>
-          <w:rFonts w:ascii="TH SarabunIT๙" w:hAnsi="TH SarabunIT๙" w:cs="TH SarabunIT๙"/>
-          <w:sz w:val="32"/>
-          <w:szCs w:val="32"/>
-          <w:cs/>
-        </w:rPr>
-        <w:t>บัดนี้</w:t>
-      </w:r>
-      <w:r>
-        <w:rPr>
-          <w:rFonts w:ascii="TH SarabunIT๙" w:hAnsi="TH SarabunIT๙" w:cs="TH SarabunIT๙" w:hint="cs"/>
-          <w:sz w:val="32"/>
-          <w:szCs w:val="32"/>
-          <w:cs/>
-        </w:rPr>
-        <w:t xml:space="preserve">  </w:t>
-      </w:r>
-      <w:r>
-        <w:rPr>
-          <w:rFonts w:ascii="TH SarabunIT๙" w:hAnsi="TH SarabunIT๙" w:cs="TH SarabunIT๙"/>
-          <w:sz w:val="32"/>
-          <w:szCs w:val="32"/>
-          <w:cs/>
-        </w:rPr>
-        <w:t>ข้าพเจ้าได้</w:t>
-      </w:r>
-      <w:r>
-        <w:rPr>
-          <w:rFonts w:ascii="TH SarabunIT๙" w:hAnsi="TH SarabunIT๙" w:cs="TH SarabunIT๙" w:hint="cs"/>
-          <w:sz w:val="32"/>
-          <w:szCs w:val="32"/>
-          <w:cs/>
-        </w:rPr>
-        <w:t>ดำเนินการ</w:t>
-      </w:r>
-      <w:r>
-        <w:rPr>
-          <w:rFonts w:ascii="TH SarabunIT๙" w:hAnsi="TH SarabunIT๙" w:cs="TH SarabunIT๙" w:hint="cs"/>
-          <w:sz w:val="32"/>
-          <w:szCs w:val="32"/>
-          <w:cs/>
-        </w:rPr>
-        <w:t xml:space="preserve">{{procurement_subject}}</w:t>
-      </w:r>
-      <w:r>
-        <w:rPr>
-          <w:rFonts w:ascii="TH SarabunIT๙" w:hAnsi="TH SarabunIT๙" w:cs="TH SarabunIT๙" w:hint="cs"/>
-          <w:sz w:val="32"/>
-          <w:szCs w:val="32"/>
-          <w:cs/>
-        </w:rPr>
-        <w:t xml:space="preserve"> ประจำเดือน</w:t>
-      </w:r>
-      <w:r>
-        <w:rPr>
-          <w:rFonts w:ascii="TH SarabunIT๙" w:hAnsi="TH SarabunIT๙" w:cs="TH SarabunIT๙"/>
-          <w:sz w:val="32"/>
-          <w:szCs w:val="32"/>
-        </w:rPr>
-        <w:t xml:space="preserve"> </w:t>
-      </w:r>
-      <w:r>
-        <w:rPr>
-          <w:rFonts w:ascii="TH SarabunIT๙" w:hAnsi="TH SarabunIT๙" w:cs="TH SarabunIT๙" w:hint="cs"/>
-          <w:sz w:val="32"/>
-          <w:szCs w:val="32"/>
-          <w:cs/>
-        </w:rPr>
-        <w:t xml:space="preserve">{{date_shipping_month}}</w:t>
-      </w:r>
-      <w:r>
-        <w:rPr>
-          <w:rFonts w:ascii="TH SarabunIT๙" w:hAnsi="TH SarabunIT๙" w:cs="TH SarabunIT๙" w:hint="cs"/>
-          <w:sz w:val="32"/>
-          <w:szCs w:val="32"/>
-          <w:cs/>
-        </w:rPr>
-        <w:t xml:space="preserve"> </w:t>
-      </w:r>
-      <w:r>
-        <w:rPr>
-          <w:rFonts w:ascii="TH SarabunIT๙" w:hAnsi="TH SarabunIT๙" w:cs="TH SarabunIT๙"/>
-          <w:sz w:val="32"/>
-          <w:szCs w:val="32"/>
-          <w:cs/>
-        </w:rPr>
-        <w:t>เรียบร้อยแล้ว จึงขอส่งมอบงานจ้าง เพื่อตรวจรับและขอเบิกจ่ายเงิน</w:t>
-      </w:r>
-      <w:r>
-        <w:rPr>
-          <w:rFonts w:ascii="TH SarabunIT๙" w:hAnsi="TH SarabunIT๙" w:cs="TH SarabunIT๙" w:hint="cs"/>
-          <w:sz w:val="32"/>
-          <w:szCs w:val="32"/>
-          <w:cs/>
-        </w:rPr>
-        <w:t xml:space="preserve">  </w:t>
-      </w:r>
-      <w:r>
-        <w:rPr>
-          <w:rFonts w:ascii="TH SarabunIT๙" w:hAnsi="TH SarabunIT๙" w:cs="TH SarabunIT๙"/>
-          <w:sz w:val="32"/>
-          <w:szCs w:val="32"/>
-          <w:cs/>
-        </w:rPr>
-        <w:t>จำนวน</w:t>
-      </w:r>
-      <w:r>
-        <w:rPr>
-          <w:rFonts w:ascii="TH SarabunIT๙" w:hAnsi="TH SarabunIT๙" w:cs="TH SarabunIT๙" w:hint="cs"/>
-          <w:sz w:val="32"/>
-          <w:szCs w:val="32"/>
-          <w:cs/>
-        </w:rPr>
-        <w:t xml:space="preserve"> </w:t>
-      </w:r>
-      <w:r>
-        <w:rPr>
-          <w:rFonts w:ascii="TH SarabunIT๙" w:hAnsi="TH SarabunIT๙" w:cs="TH SarabunIT๙"/>
-          <w:sz w:val="32"/>
-          <w:szCs w:val="32"/>
-        </w:rPr>
-        <w:t xml:space="preserve">{{period_amount}}</w:t>
-      </w:r>
-      <w:r>
-        <w:rPr>
-          <w:rFonts w:ascii="TH SarabunIT๙" w:hAnsi="TH SarabunIT๙" w:cs="TH SarabunIT๙" w:hint="cs"/>
-          <w:sz w:val="32"/>
-          <w:szCs w:val="32"/>
-          <w:cs/>
-        </w:rPr>
-        <w:t xml:space="preserve"> </w:t>
-      </w:r>
-      <w:r>
-        <w:rPr>
-          <w:rFonts w:ascii="TH SarabunIT๙" w:hAnsi="TH SarabunIT๙" w:cs="TH SarabunIT๙"/>
-          <w:sz w:val="32"/>
-          <w:szCs w:val="32"/>
-          <w:cs/>
-        </w:rPr>
-        <w:t>บาท  (</w:t>
-      </w:r>
-      <w:r>
-        <w:rPr>
-          <w:rFonts w:ascii="TH SarabunIT๙" w:hAnsi="TH SarabunIT๙" w:cs="TH SarabunIT๙" w:hint="cs"/>
-          <w:sz w:val="32"/>
-          <w:szCs w:val="32"/>
-          <w:cs/>
-        </w:rPr>
-        <w:t xml:space="preserve">{{period_amount_th}}</w:t>
-      </w:r>
-      <w:r>
-        <w:rPr>
-          <w:rFonts w:ascii="TH SarabunIT๙" w:hAnsi="TH SarabunIT๙" w:cs="TH SarabunIT๙"/>
-          <w:sz w:val="32"/>
-          <w:szCs w:val="32"/>
-          <w:cs/>
-        </w:rPr>
-        <w:t>)</w:t>
-      </w:r>
-      <w:r>
-        <w:rPr>
-          <w:rFonts w:ascii="TH SarabunIT๙" w:hAnsi="TH SarabunIT๙" w:cs="TH SarabunIT๙" w:hint="cs"/>
-          <w:sz w:val="32"/>
-          <w:szCs w:val="32"/>
-          <w:cs/>
-        </w:rPr>
-        <w:t xml:space="preserve"> </w:t>
-      </w:r>
-      <w:r>
-        <w:rPr>
-          <w:rFonts w:ascii="TH SarabunIT๙" w:hAnsi="TH SarabunIT๙" w:cs="TH SarabunIT๙"/>
-          <w:sz w:val="32"/>
-          <w:szCs w:val="32"/>
-          <w:cs/>
-        </w:rPr>
-        <w:t xml:space="preserve"> ต่อไป</w:t>
-      </w:r>
+        </w:rPr>
+      </w:pPr>
     </w:p>
     <w:p>
       <w:pPr>
-        <w:spacing w:after="0" w:line="276" w:lineRule="auto"/>
-        <w:rPr>
-          <w:rFonts w:ascii="TH SarabunIT๙" w:hAnsi="TH SarabunIT๙" w:cs="TH SarabunIT๙"/>
-          <w:sz w:val="32"/>
-          <w:szCs w:val="32"/>
-        </w:rPr>
-      </w:pPr>
-    </w:p>
-    <w:p>
-      <w:pPr>
-        <w:spacing w:after="0" w:line="276" w:lineRule="auto"/>
-        <w:rPr>
-          <w:rFonts w:ascii="TH SarabunIT๙" w:hAnsi="TH SarabunIT๙" w:cs="TH SarabunIT๙"/>
-          <w:sz w:val="32"/>
-          <w:szCs w:val="32"/>
-        </w:rPr>
-      </w:pPr>
-    </w:p>
-    <w:p>
-      <w:pPr>
-        <w:spacing w:after="0" w:line="276" w:lineRule="auto"/>
-        <w:rPr>
-          <w:rFonts w:ascii="TH SarabunIT๙" w:hAnsi="TH SarabunIT๙" w:cs="TH SarabunIT๙"/>
-          <w:sz w:val="32"/>
-          <w:szCs w:val="32"/>
-        </w:rPr>
-      </w:pPr>
-      <w:r>
-        <w:rPr>
-          <w:rFonts w:ascii="TH SarabunIT๙" w:hAnsi="TH SarabunIT๙" w:cs="TH SarabunIT๙"/>
-          <w:sz w:val="32"/>
-          <w:szCs w:val="32"/>
-          <w:cs/>
-        </w:rPr>
-        <w:t xml:space="preserve">                                                                     </w:t>
-      </w:r>
-      <w:r>
-        <w:rPr>
-          <w:rFonts w:ascii="TH SarabunIT๙" w:hAnsi="TH SarabunIT๙" w:cs="TH SarabunIT๙" w:hint="cs"/>
-          <w:sz w:val="32"/>
-          <w:szCs w:val="32"/>
-          <w:cs/>
-        </w:rPr>
-        <w:t xml:space="preserve">    </w:t>
-      </w:r>
-      <w:r>
-        <w:rPr>
-          <w:rFonts w:ascii="TH SarabunIT๙" w:hAnsi="TH SarabunIT๙" w:cs="TH SarabunIT๙"/>
-          <w:sz w:val="32"/>
-          <w:szCs w:val="32"/>
-          <w:cs/>
-        </w:rPr>
-        <w:t>ขอแสดงความนับถือ</w:t>
-      </w:r>
-    </w:p>
-    <w:p>
-      <w:pPr>
-        <w:spacing w:after="0" w:line="276" w:lineRule="auto"/>
-        <w:rPr>
-          <w:rFonts w:ascii="TH SarabunIT๙" w:hAnsi="TH SarabunIT๙" w:cs="TH SarabunIT๙"/>
-          <w:sz w:val="32"/>
-          <w:szCs w:val="32"/>
-        </w:rPr>
-      </w:pPr>
-    </w:p>
-    <w:p>
-      <w:pPr>
-        <w:spacing w:after="0" w:line="276" w:lineRule="auto"/>
-        <w:rPr>
-          <w:rFonts w:ascii="TH SarabunIT๙" w:hAnsi="TH SarabunIT๙" w:cs="TH SarabunIT๙"/>
-          <w:sz w:val="32"/>
-          <w:szCs w:val="32"/>
-        </w:rPr>
-      </w:pPr>
-    </w:p>
-    <w:p>
-      <w:pPr>
-        <w:tabs>
-          <w:tab w:val="left" w:pos="4253"/>
-        </w:tabs>
-        <w:spacing w:after="0" w:line="276" w:lineRule="auto"/>
-        <w:rPr>
-          <w:rFonts w:ascii="TH SarabunIT๙" w:hAnsi="TH SarabunIT๙" w:cs="TH SarabunIT๙"/>
-          <w:sz w:val="32"/>
-          <w:szCs w:val="32"/>
-        </w:rPr>
-      </w:pPr>
-      <w:r>
-        <w:rPr>
-          <w:rFonts w:ascii="TH SarabunIT๙" w:hAnsi="TH SarabunIT๙" w:cs="TH SarabunIT๙"/>
-          <w:sz w:val="32"/>
-          <w:szCs w:val="32"/>
-          <w:cs/>
-        </w:rPr>
-        <w:tab/>
-      </w:r>
-      <w:r>
-        <w:rPr>
-          <w:rFonts w:ascii="TH SarabunIT๙" w:hAnsi="TH SarabunIT๙" w:cs="TH SarabunIT๙" w:hint="cs"/>
-          <w:sz w:val="32"/>
-          <w:szCs w:val="32"/>
-          <w:cs/>
-        </w:rPr>
-        <w:t>(</w:t>
-      </w:r>
-      <w:r>
-        <w:rPr>
-          <w:rFonts w:ascii="TH SarabunIT๙" w:hAnsi="TH SarabunIT๙" w:cs="TH SarabunIT๙"/>
-          <w:sz w:val="32"/>
-          <w:szCs w:val="32"/>
-          <w:cs/>
-        </w:rPr>
-        <w:t>ลงชื่อ</w:t>
-      </w:r>
-      <w:r>
-        <w:rPr>
-          <w:rFonts w:ascii="TH SarabunIT๙" w:hAnsi="TH SarabunIT๙" w:cs="TH SarabunIT๙"/>
-          <w:sz w:val="32"/>
-          <w:szCs w:val="32"/>
-        </w:rPr>
-        <w:t>)  ……………………………………………..</w:t>
-      </w:r>
-    </w:p>
-    <w:p>
-      <w:pPr>
-        <w:spacing w:after="0" w:line="276" w:lineRule="auto"/>
-        <w:rPr>
-          <w:rFonts w:ascii="TH SarabunIT๙" w:hAnsi="TH SarabunIT๙" w:cs="TH SarabunIT๙"/>
-          <w:sz w:val="32"/>
-          <w:szCs w:val="32"/>
-        </w:rPr>
-      </w:pPr>
-      <w:r>
-        <w:rPr>
-          <w:rFonts w:ascii="TH SarabunIT๙" w:hAnsi="TH SarabunIT๙" w:cs="TH SarabunIT๙"/>
-          <w:sz w:val="32"/>
-          <w:szCs w:val="32"/>
-        </w:rPr>
-        <w:t xml:space="preserve">                                                                        (</w:t>
-      </w:r>
-      <w:r>
-        <w:rPr>
-          <w:rFonts w:ascii="TH SarabunIT๙" w:hAnsi="TH SarabunIT๙" w:cs="TH SarabunIT๙"/>
-          <w:sz w:val="32"/>
-          <w:szCs w:val="32"/>
-          <w:cs/>
-        </w:rPr>
-        <w:t xml:space="preserve">{{vendor_owner}}</w:t>
-      </w:r>
-      <w:r>
-        <w:rPr>
-          <w:rFonts w:ascii="TH SarabunIT๙" w:hAnsi="TH SarabunIT๙" w:cs="TH SarabunIT๙"/>
-          <w:sz w:val="32"/>
-          <w:szCs w:val="32"/>
-        </w:rPr>
-        <w:t>)</w:t>
-      </w:r>
-    </w:p>
-    <w:p>
-      <w:pPr>
-        <w:tabs>
-          <w:tab w:val="left" w:pos="5387"/>
-        </w:tabs>
-        <w:spacing w:after="0" w:line="276" w:lineRule="auto"/>
-        <w:rPr>
-          <w:rFonts w:ascii="TH SarabunIT๙" w:hAnsi="TH SarabunIT๙" w:cs="TH SarabunIT๙"/>
-          <w:sz w:val="32"/>
-          <w:szCs w:val="32"/>
-          <w:cs/>
-        </w:rPr>
-      </w:pPr>
-      <w:r>
-        <w:rPr>
-          <w:rFonts w:ascii="TH SarabunIT๙" w:hAnsi="TH SarabunIT๙" w:cs="TH SarabunIT๙"/>
-          <w:sz w:val="32"/>
-          <w:szCs w:val="32"/>
-          <w:cs/>
-        </w:rPr>
-        <w:tab/>
-      </w:r>
-      <w:r>
-        <w:rPr>
-          <w:rFonts w:ascii="TH SarabunIT๙" w:hAnsi="TH SarabunIT๙" w:cs="TH SarabunIT๙" w:hint="cs"/>
-          <w:sz w:val="32"/>
-          <w:szCs w:val="32"/>
-          <w:cs/>
-        </w:rPr>
-        <w:t>ผู้รับงานจ้าง</w:t>
-      </w:r>
-    </w:p>
-    <w:p>
-      <w:pPr>
-        <w:spacing w:after="0" w:line="276" w:lineRule="auto"/>
-        <w:rPr>
-          <w:rFonts w:ascii="TH SarabunIT๙" w:hAnsi="TH SarabunIT๙" w:cs="TH SarabunIT๙"/>
-          <w:sz w:val="32"/>
-          <w:szCs w:val="32"/>
-        </w:rPr>
-      </w:pPr>
-    </w:p>
-    <w:p>
-      <w:pPr>
-        <w:spacing w:after="0" w:line="276" w:lineRule="auto"/>
-        <w:rPr>
-          <w:rFonts w:ascii="TH SarabunIT๙" w:hAnsi="TH SarabunIT๙" w:cs="TH SarabunIT๙"/>
-          <w:sz w:val="32"/>
-          <w:szCs w:val="32"/>
-        </w:rPr>
-      </w:pPr>
-    </w:p>
-    <w:p>
-      <w:pPr>
-        <w:spacing w:after="0" w:line="276" w:lineRule="auto"/>
-        <w:rPr>
-          <w:rFonts w:ascii="TH SarabunIT๙" w:hAnsi="TH SarabunIT๙" w:cs="TH SarabunIT๙"/>
-          <w:sz w:val="32"/>
-          <w:szCs w:val="32"/>
-        </w:rPr>
-      </w:pPr>
-    </w:p>
-    <w:p>
-      <w:pPr>
         <w:spacing w:after="0"/>
         <w:rPr>
-          <w:sz w:val="32"/>
-          <w:szCs w:val="32"/>
+          <w:rFonts w:ascii="TH SarabunIT๙" w:hAnsi="TH SarabunIT๙" w:cs="TH SarabunIT๙"/>
+          <w:sz w:val="28"/>
         </w:rPr>
       </w:pPr>
     </w:p>
     <w:sectPr>
       <w:pgSz w:w="11906" w:h="16838"/>
-      <w:pgMar w:top="1134" w:right="1134" w:bottom="425" w:left="1440" w:header="708" w:footer="708" w:gutter="0"/>
+      <w:pgMar w:top="1134" w:right="1134" w:bottom="397" w:left="1418" w:header="708" w:footer="708" w:gutter="0"/>
       <w:cols w:space="708"/>
       <w:docGrid w:linePitch="360"/>
     </w:sectPr>
